--- a/Docs/Opdracht-b/Project Design Document.docx
+++ b/Docs/Opdracht-b/Project Design Document.docx
@@ -1156,21 +1156,19 @@
                     </w:rPr>
                     <w:t xml:space="preserve">To collect as many </w:t>
                   </w:r>
-                  <w:proofErr w:type="gramStart"/>
-                  <w:r>
-                    <w:rPr>
-                      <w:i/>
-                      <w:color w:val="B7B7B7"/>
-                    </w:rPr>
-                    <w:t>points</w:t>
-                  </w:r>
-                  <w:proofErr w:type="gramEnd"/>
-                  <w:r>
-                    <w:rPr>
-                      <w:i/>
-                      <w:color w:val="B7B7B7"/>
-                    </w:rPr>
-                    <w:t xml:space="preserve"> possible, this will be done by collecting items, artefacts, and shooting enemies. </w:t>
+                  <w:r>
+                    <w:rPr>
+                      <w:i/>
+                      <w:color w:val="B7B7B7"/>
+                    </w:rPr>
+                    <w:t>points as possible</w:t>
+                  </w:r>
+                  <w:r>
+                    <w:rPr>
+                      <w:i/>
+                      <w:color w:val="B7B7B7"/>
+                    </w:rPr>
+                    <w:t xml:space="preserve">, this will be done by collecting items, artefacts, and shooting enemies. </w:t>
                   </w:r>
                 </w:p>
               </w:tc>
@@ -2516,6 +2514,13 @@
                       <w:color w:val="B7B7B7"/>
                     </w:rPr>
                   </w:pPr>
+                  <w:r>
+                    <w:rPr>
+                      <w:i/>
+                      <w:color w:val="B7B7B7"/>
+                    </w:rPr>
+                    <w:t>No start</w:t>
+                  </w:r>
                 </w:p>
               </w:tc>
               <w:tc>
@@ -2615,6 +2620,13 @@
                       <w:color w:val="B7B7B7"/>
                     </w:rPr>
                   </w:pPr>
+                  <w:r>
+                    <w:rPr>
+                      <w:i/>
+                      <w:color w:val="B7B7B7"/>
+                    </w:rPr>
+                    <w:t>When health is 0</w:t>
+                  </w:r>
                 </w:p>
               </w:tc>
             </w:tr>
@@ -2805,16 +2817,24 @@
                     <w:rPr>
                       <w:b/>
                       <w:i/>
-                      <w:color w:val="EE0000"/>
-                    </w:rPr>
-                    <w:t>Quest System</w:t>
-                  </w:r>
-                  <w:r>
-                    <w:rPr>
-                      <w:i/>
-                      <w:color w:val="B7B7B7"/>
-                    </w:rPr>
-                    <w:t>: Accept, track, and complete multiple types of quest (collection, defat enemies)</w:t>
+                      <w:color w:val="00B050"/>
+                    </w:rPr>
+                    <w:t>Experience and leveling system</w:t>
+                  </w:r>
+                  <w:r>
+                    <w:rPr>
+                      <w:b/>
+                      <w:i/>
+                      <w:color w:val="B7B7B7"/>
+                    </w:rPr>
+                    <w:t xml:space="preserve">: </w:t>
+                  </w:r>
+                  <w:r>
+                    <w:rPr>
+                      <w:i/>
+                      <w:color w:val="B7B7B7"/>
+                    </w:rPr>
+                    <w:t>Gain XP from enemies and quest, level up to increase player stats.</w:t>
                   </w:r>
                 </w:p>
                 <w:p>
@@ -2835,9 +2855,9 @@
                     <w:rPr>
                       <w:b/>
                       <w:i/>
-                      <w:color w:val="EE0000"/>
-                    </w:rPr>
-                    <w:t>NPC dialogue system</w:t>
+                      <w:color w:val="00B050"/>
+                    </w:rPr>
+                    <w:t>Enemies AI</w:t>
                   </w:r>
                   <w:r>
                     <w:rPr>
@@ -2845,51 +2865,6 @@
                       <w:i/>
                       <w:color w:val="B7B7B7"/>
                     </w:rPr>
-                    <w:t>:</w:t>
-                  </w:r>
-                  <w:r>
-                    <w:rPr>
-                      <w:i/>
-                      <w:color w:val="B7B7B7"/>
-                    </w:rPr>
-                    <w:t xml:space="preserve"> Dynamic conversations with branching paths and trigger-based interactions.</w:t>
-                  </w:r>
-                </w:p>
-                <w:p>
-                  <w:pPr>
-                    <w:pStyle w:val="ListParagraph"/>
-                    <w:widowControl w:val="0"/>
-                    <w:numPr>
-                      <w:ilvl w:val="0"/>
-                      <w:numId w:val="2"/>
-                    </w:numPr>
-                    <w:spacing w:line="240" w:lineRule="auto"/>
-                    <w:rPr>
-                      <w:i/>
-                      <w:color w:val="B7B7B7"/>
-                    </w:rPr>
-                  </w:pPr>
-                  <w:r>
-                    <w:rPr>
-                      <w:i/>
-                      <w:color w:val="B7B7B7"/>
-                    </w:rPr>
-                    <w:t xml:space="preserve"> </w:t>
-                  </w:r>
-                  <w:r>
-                    <w:rPr>
-                      <w:b/>
-                      <w:i/>
-                      <w:color w:val="00B050"/>
-                    </w:rPr>
-                    <w:t>Experience and leveling system</w:t>
-                  </w:r>
-                  <w:r>
-                    <w:rPr>
-                      <w:b/>
-                      <w:i/>
-                      <w:color w:val="B7B7B7"/>
-                    </w:rPr>
                     <w:t xml:space="preserve">: </w:t>
                   </w:r>
                   <w:r>
@@ -2897,121 +2872,7 @@
                       <w:i/>
                       <w:color w:val="B7B7B7"/>
                     </w:rPr>
-                    <w:t>Gain XP from enemies and quest, level up to increase player stats.</w:t>
-                  </w:r>
-                </w:p>
-                <w:p>
-                  <w:pPr>
-                    <w:pStyle w:val="ListParagraph"/>
-                    <w:widowControl w:val="0"/>
-                    <w:numPr>
-                      <w:ilvl w:val="0"/>
-                      <w:numId w:val="2"/>
-                    </w:numPr>
-                    <w:spacing w:line="240" w:lineRule="auto"/>
-                    <w:rPr>
-                      <w:i/>
-                      <w:color w:val="B7B7B7"/>
-                    </w:rPr>
-                  </w:pPr>
-                  <w:r>
-                    <w:rPr>
-                      <w:b/>
-                      <w:i/>
-                      <w:color w:val="EE0000"/>
-                    </w:rPr>
-                    <w:t>Inventory system</w:t>
-                  </w:r>
-                  <w:r>
-                    <w:rPr>
-                      <w:b/>
-                      <w:i/>
-                      <w:color w:val="B7B7B7"/>
-                    </w:rPr>
-                    <w:t xml:space="preserve">: </w:t>
-                  </w:r>
-                  <w:r>
-                    <w:rPr>
-                      <w:i/>
-                      <w:color w:val="B7B7B7"/>
-                    </w:rPr>
-                    <w:t>Pick up items and track them through an inventory UI.</w:t>
-                  </w:r>
-                </w:p>
-                <w:p>
-                  <w:pPr>
-                    <w:pStyle w:val="ListParagraph"/>
-                    <w:widowControl w:val="0"/>
-                    <w:numPr>
-                      <w:ilvl w:val="0"/>
-                      <w:numId w:val="2"/>
-                    </w:numPr>
-                    <w:spacing w:line="240" w:lineRule="auto"/>
-                    <w:rPr>
-                      <w:i/>
-                      <w:color w:val="B7B7B7"/>
-                    </w:rPr>
-                  </w:pPr>
-                  <w:r>
-                    <w:rPr>
-                      <w:b/>
-                      <w:i/>
-                      <w:color w:val="00B050"/>
-                    </w:rPr>
-                    <w:t>Enemies AI</w:t>
-                  </w:r>
-                  <w:r>
-                    <w:rPr>
-                      <w:b/>
-                      <w:i/>
-                      <w:color w:val="B7B7B7"/>
-                    </w:rPr>
-                    <w:t xml:space="preserve">: </w:t>
-                  </w:r>
-                  <w:r>
-                    <w:rPr>
-                      <w:i/>
-                      <w:color w:val="B7B7B7"/>
-                    </w:rPr>
                     <w:t>Enemies can move randomly, detect player proximity, and attack</w:t>
-                  </w:r>
-                </w:p>
-                <w:p>
-                  <w:pPr>
-                    <w:pStyle w:val="ListParagraph"/>
-                    <w:widowControl w:val="0"/>
-                    <w:numPr>
-                      <w:ilvl w:val="0"/>
-                      <w:numId w:val="2"/>
-                    </w:numPr>
-                    <w:spacing w:line="240" w:lineRule="auto"/>
-                    <w:rPr>
-                      <w:i/>
-                      <w:color w:val="B7B7B7"/>
-                    </w:rPr>
-                  </w:pPr>
-                  <w:r>
-                    <w:rPr>
-                      <w:b/>
-                      <w:i/>
-                      <w:color w:val="EE0000"/>
-                    </w:rPr>
-                    <w:t>Sound and music management</w:t>
-                  </w:r>
-                  <w:r>
-                    <w:rPr>
-                      <w:b/>
-                      <w:i/>
-                      <w:color w:val="B7B7B7"/>
-                    </w:rPr>
-                    <w:t xml:space="preserve">: </w:t>
-                  </w:r>
-                  <w:r>
-                    <w:rPr>
-                      <w:i/>
-                      <w:color w:val="B7B7B7"/>
-                    </w:rPr>
-                    <w:t>Background music, sound effects, and volume controls (FX/music/global).</w:t>
                   </w:r>
                 </w:p>
                 <w:p>
@@ -3838,7 +3699,14 @@
                       <w:i/>
                       <w:color w:val="B7B7B7"/>
                     </w:rPr>
-                    <w:t>NPC interactions and quest system</w:t>
+                    <w:t xml:space="preserve">NPC interactions </w:t>
+                  </w:r>
+                  <w:r>
+                    <w:rPr>
+                      <w:i/>
+                      <w:color w:val="B7B7B7"/>
+                    </w:rPr>
+                    <w:t>enemies</w:t>
                   </w:r>
                 </w:p>
               </w:tc>
@@ -4043,8 +3911,7 @@
                       <w:i/>
                       <w:color w:val="B7B7B7"/>
                     </w:rPr>
-                    <w:lastRenderedPageBreak/>
-                    <w:t>Inventory, UI (HUD, health bar, XP)</w:t>
+                    <w:t xml:space="preserve"> UI (HUD, health bar, XP)</w:t>
                   </w:r>
                 </w:p>
               </w:tc>
@@ -4128,7 +3995,6 @@
                       <w:i/>
                       <w:color w:val="B7B7B7"/>
                     </w:rPr>
-                    <w:lastRenderedPageBreak/>
                     <w:t>08/14</w:t>
                   </w:r>
                 </w:p>
@@ -4175,7 +4041,6 @@
               <w:rPr>
                 <w:b/>
               </w:rPr>
-              <w:lastRenderedPageBreak/>
               <w:t>#5</w:t>
             </w:r>
           </w:p>
@@ -4251,7 +4116,21 @@
                       <w:i/>
                       <w:color w:val="B7B7B7"/>
                     </w:rPr>
-                    <w:t>Final polish: sound, VFX, bug fixes</w:t>
+                    <w:t>Spanish learning system</w:t>
+                  </w:r>
+                  <w:r>
+                    <w:rPr>
+                      <w:i/>
+                      <w:color w:val="B7B7B7"/>
+                    </w:rPr>
+                    <w:t>, bug fi</w:t>
+                  </w:r>
+                  <w:r>
+                    <w:rPr>
+                      <w:i/>
+                      <w:color w:val="B7B7B7"/>
+                    </w:rPr>
+                    <w:t>xes</w:t>
                   </w:r>
                 </w:p>
               </w:tc>
@@ -4439,13 +4318,13 @@
                 </w:tcPr>
                 <w:p>
                   <w:pPr>
+                    <w:pStyle w:val="ListParagraph"/>
                     <w:widowControl w:val="0"/>
                     <w:numPr>
                       <w:ilvl w:val="0"/>
                       <w:numId w:val="1"/>
                     </w:numPr>
                     <w:spacing w:line="240" w:lineRule="auto"/>
-                    <w:ind w:left="340" w:hanging="270"/>
                     <w:rPr>
                       <w:i/>
                       <w:color w:val="B7B7B7"/>
@@ -4453,21 +4332,38 @@
                   </w:pPr>
                   <w:r>
                     <w:rPr>
-                      <w:i/>
-                      <w:color w:val="B7B7B7"/>
-                    </w:rPr>
-                    <w:t>Feature on backlog - not a part of the minimum viable product</w:t>
+                      <w:b/>
+                      <w:i/>
+                      <w:color w:val="EE0000"/>
+                    </w:rPr>
+                    <w:lastRenderedPageBreak/>
+                    <w:t>Sound and music management</w:t>
+                  </w:r>
+                  <w:r>
+                    <w:rPr>
+                      <w:b/>
+                      <w:i/>
+                      <w:color w:val="B7B7B7"/>
+                    </w:rPr>
+                    <w:t xml:space="preserve">: </w:t>
+                  </w:r>
+                  <w:r>
+                    <w:rPr>
+                      <w:i/>
+                      <w:color w:val="B7B7B7"/>
+                    </w:rPr>
+                    <w:t>Background music, sound effects, and volume controls (FX/music/global).</w:t>
                   </w:r>
                 </w:p>
                 <w:p>
                   <w:pPr>
+                    <w:pStyle w:val="ListParagraph"/>
                     <w:widowControl w:val="0"/>
                     <w:numPr>
                       <w:ilvl w:val="0"/>
                       <w:numId w:val="1"/>
                     </w:numPr>
                     <w:spacing w:line="240" w:lineRule="auto"/>
-                    <w:ind w:left="340" w:hanging="270"/>
                     <w:rPr>
                       <w:i/>
                       <w:color w:val="B7B7B7"/>
@@ -4475,21 +4371,37 @@
                   </w:pPr>
                   <w:r>
                     <w:rPr>
-                      <w:i/>
-                      <w:color w:val="B7B7B7"/>
-                    </w:rPr>
-                    <w:t>Feature on backlog - not a part of the minimum viable product</w:t>
+                      <w:b/>
+                      <w:i/>
+                      <w:color w:val="EE0000"/>
+                    </w:rPr>
+                    <w:t>Inventory system</w:t>
+                  </w:r>
+                  <w:r>
+                    <w:rPr>
+                      <w:b/>
+                      <w:i/>
+                      <w:color w:val="B7B7B7"/>
+                    </w:rPr>
+                    <w:t xml:space="preserve">: </w:t>
+                  </w:r>
+                  <w:r>
+                    <w:rPr>
+                      <w:i/>
+                      <w:color w:val="B7B7B7"/>
+                    </w:rPr>
+                    <w:t>Pick up items and track them through an inventory UI.</w:t>
                   </w:r>
                 </w:p>
                 <w:p>
                   <w:pPr>
+                    <w:pStyle w:val="ListParagraph"/>
                     <w:widowControl w:val="0"/>
                     <w:numPr>
                       <w:ilvl w:val="0"/>
                       <w:numId w:val="1"/>
                     </w:numPr>
                     <w:spacing w:line="240" w:lineRule="auto"/>
-                    <w:ind w:left="340" w:hanging="270"/>
                     <w:rPr>
                       <w:i/>
                       <w:color w:val="B7B7B7"/>
@@ -4497,10 +4409,56 @@
                   </w:pPr>
                   <w:r>
                     <w:rPr>
-                      <w:i/>
-                      <w:color w:val="B7B7B7"/>
-                    </w:rPr>
-                    <w:t>Feature on backlog - not a part of the minimum viable product</w:t>
+                      <w:b/>
+                      <w:i/>
+                      <w:color w:val="EE0000"/>
+                    </w:rPr>
+                    <w:t>Quest System</w:t>
+                  </w:r>
+                  <w:r>
+                    <w:rPr>
+                      <w:i/>
+                      <w:color w:val="B7B7B7"/>
+                    </w:rPr>
+                    <w:t>: Accept, track, and complete multiple types of quest (collection, defat enemies)</w:t>
+                  </w:r>
+                </w:p>
+                <w:p>
+                  <w:pPr>
+                    <w:pStyle w:val="ListParagraph"/>
+                    <w:widowControl w:val="0"/>
+                    <w:numPr>
+                      <w:ilvl w:val="0"/>
+                      <w:numId w:val="1"/>
+                    </w:numPr>
+                    <w:spacing w:line="240" w:lineRule="auto"/>
+                    <w:rPr>
+                      <w:i/>
+                      <w:color w:val="B7B7B7"/>
+                    </w:rPr>
+                  </w:pPr>
+                  <w:r>
+                    <w:rPr>
+                      <w:b/>
+                      <w:i/>
+                      <w:color w:val="EE0000"/>
+                    </w:rPr>
+                    <w:t>NPC dialogue system</w:t>
+                  </w:r>
+                  <w:r>
+                    <w:rPr>
+                      <w:b/>
+                      <w:i/>
+                      <w:color w:val="B7B7B7"/>
+                    </w:rPr>
+                    <w:t>:</w:t>
+                  </w:r>
+                  <w:r>
+                    <w:rPr>
+                      <w:i/>
+                      <w:color w:val="B7B7B7"/>
+                    </w:rPr>
+                    <w:t xml:space="preserve"> Dynamic conversations with branching paths and trigger-based interactions.</w:t>
                   </w:r>
                 </w:p>
               </w:tc>
@@ -4584,7 +4542,22 @@
                       <w:i/>
                       <w:color w:val="B7B7B7"/>
                     </w:rPr>
-                    <w:t>mm/dd</w:t>
+                    <w:lastRenderedPageBreak/>
+                    <w:t>10</w:t>
+                  </w:r>
+                  <w:r>
+                    <w:rPr>
+                      <w:i/>
+                      <w:color w:val="B7B7B7"/>
+                    </w:rPr>
+                    <w:t>/</w:t>
+                  </w:r>
+                  <w:r>
+                    <w:rPr>
+                      <w:i/>
+                      <w:color w:val="B7B7B7"/>
+                    </w:rPr>
+                    <w:t>08</w:t>
                   </w:r>
                 </w:p>
               </w:tc>
